--- a/02_Division_Burden_Methylation_Clocks/_PROJECT_OVERVIEW.docx
+++ b/02_Division_Burden_Methylation_Clocks/_PROJECT_OVERVIEW.docx
@@ -6,9 +6,9 @@
       <w:pPr>
         <w:pStyle w:val="Heading1"/>
       </w:pPr>
-      <w:bookmarkStart w:id="20" w:name="X08cd5e51f0cfe4a68547b3c17ddbbc1996c32f1"/>
-      <w:r>
-        <w:t xml:space="preserve">Project overview — Division-Burden / Methylation-Clock Validation (GSE44117)</w:t>
+      <w:bookmarkStart w:id="20" w:name="X9eeea24e24eee2426116b11b9ffa6a6367601cc"/>
+      <w:r>
+        <w:t xml:space="preserve">Project overview — Division-Burden Methylation Clocks (R script)</w:t>
       </w:r>
       <w:bookmarkEnd w:id="20"/>
     </w:p>
@@ -18,103 +18,33 @@
       </w:pPr>
       <w:r>
         <w:rPr>
-          <w:b/>
+          <w:rStyle w:val="VerbatimChar"/>
         </w:rPr>
-        <w:t xml:space="preserve">Biological question:</w:t>
+        <w:t xml:space="preserve">run_analysis.R</w:t>
       </w:r>
       <w:r>
         <w:t xml:space="preserve"> </w:t>
       </w:r>
       <w:r>
-        <w:t xml:space="preserve">does forced proliferation (via serial transplantation</w:t>
+        <w:t xml:space="preserve">reproduces, end-to-end in R, the Python pipeline that tests whether forced HSC</w:t>
       </w:r>
       <w:r>
         <w:t xml:space="preserve"> </w:t>
       </w:r>
       <w:r>
-        <w:t xml:space="preserve">of just 10 HSCs) produce DNA-methylation changes resembling natural</w:t>
+        <w:t xml:space="preserve">proliferation (10-cell transplant reconstitution) produces DNA-methylation changes resembling</w:t>
       </w:r>
       <w:r>
         <w:t xml:space="preserve"> </w:t>
       </w:r>
       <w:r>
-        <w:t xml:space="preserve">chronological aging, as claimed by Figure 2E of a 2024 Stem Cell Reports paper?</w:t>
+        <w:t xml:space="preserve">natural aging, using the public GSE44117 RRBS dataset and three published mouse epigenetic</w:t>
       </w:r>
       <w:r>
         <w:t xml:space="preserve"> </w:t>
       </w:r>
       <w:r>
-        <w:t xml:space="preserve">This project independently reanalyzes a public RRBS dataset (GSE44117,</w:t>
-      </w:r>
-      <w:r>
-        <w:t xml:space="preserve"> </w:t>
-      </w:r>
-      <w:r>
-        <w:t xml:space="preserve">Beerman et al. 2013) to test that claim.</w:t>
-      </w:r>
-    </w:p>
-    <w:p>
-      <w:pPr>
-        <w:pStyle w:val="BodyText"/>
-      </w:pPr>
-      <w:r>
-        <w:rPr>
-          <w:b/>
-        </w:rPr>
-        <w:t xml:space="preserve">Design:</w:t>
-      </w:r>
-      <w:r>
-        <w:t xml:space="preserve"> </w:t>
-      </w:r>
-      <w:r>
-        <w:t xml:space="preserve">mouse HSC RRBS methylation data across young/old baseline and</w:t>
-      </w:r>
-      <w:r>
-        <w:t xml:space="preserve"> </w:t>
-      </w:r>
-      <w:r>
-        <w:t xml:space="preserve">young/old 10-cell-transplant-reconstitution groups. Four published mouse</w:t>
-      </w:r>
-      <w:r>
-        <w:t xml:space="preserve"> </w:t>
-      </w:r>
-      <w:r>
-        <w:t xml:space="preserve">epigenetic clocks are applied (Blood/Petkovich, WLMT/Meer, YOMT, Liver), and</w:t>
-      </w:r>
-      <w:r>
-        <w:t xml:space="preserve"> </w:t>
-      </w:r>
-      <w:r>
-        <w:t xml:space="preserve">the key test is whether a CpG’s natural-aging methylation delta (old minus</w:t>
-      </w:r>
-      <w:r>
-        <w:t xml:space="preserve"> </w:t>
-      </w:r>
-      <w:r>
-        <w:t xml:space="preserve">young baseline) correlates with its forced-proliferation delta (reconstituted</w:t>
-      </w:r>
-      <w:r>
-        <w:t xml:space="preserve"> </w:t>
-      </w:r>
-      <w:r>
-        <w:t xml:space="preserve">minus young baseline).</w:t>
-      </w:r>
-    </w:p>
-    <w:p>
-      <w:pPr>
-        <w:pStyle w:val="BodyText"/>
-      </w:pPr>
-      <w:r>
-        <w:rPr>
-          <w:b/>
-        </w:rPr>
-        <w:t xml:space="preserve">Pipeline order:</w:t>
-      </w:r>
-      <w:r>
-        <w:t xml:space="preserve"> </w:t>
-      </w:r>
-      <w:r>
-        <w:t xml:space="preserve">1.</w:t>
+        <w:t xml:space="preserve">clocks (Blood, WLMT, YOMT). See the Python portfolio’s</w:t>
       </w:r>
       <w:r>
         <w:t xml:space="preserve"> </w:t>
@@ -123,216 +53,13 @@
         <w:rPr>
           <w:rStyle w:val="VerbatimChar"/>
         </w:rPr>
-        <w:t xml:space="preserve">analyze_gse44117.py</w:t>
+        <w:t xml:space="preserve">02_Division_Burden_Methylation_Clocks</w:t>
       </w:r>
       <w:r>
         <w:t xml:space="preserve"> </w:t>
       </w:r>
       <w:r>
-        <w:t xml:space="preserve">— coarse global-methylation proxy (superseded).</w:t>
-      </w:r>
-      <w:r>
-        <w:t xml:space="preserve"> </w:t>
-      </w:r>
-      <w:r>
-        <w:t xml:space="preserve">2.</w:t>
-      </w:r>
-      <w:r>
-        <w:t xml:space="preserve"> </w:t>
-      </w:r>
-      <w:r>
-        <w:rPr>
-          <w:rStyle w:val="VerbatimChar"/>
-        </w:rPr>
-        <w:t xml:space="preserve">apply_clocks.py</w:t>
-      </w:r>
-      <w:r>
-        <w:t xml:space="preserve"> </w:t>
-      </w:r>
-      <w:r>
-        <w:t xml:space="preserve">/</w:t>
-      </w:r>
-      <w:r>
-        <w:t xml:space="preserve"> </w:t>
-      </w:r>
-      <w:r>
-        <w:rPr>
-          <w:rStyle w:val="VerbatimChar"/>
-        </w:rPr>
-        <w:t xml:space="preserve">apply_clocks2.py</w:t>
-      </w:r>
-      <w:r>
-        <w:t xml:space="preserve"> </w:t>
-      </w:r>
-      <w:r>
-        <w:t xml:space="preserve">— compute real clock scores/deltas.</w:t>
-      </w:r>
-      <w:r>
-        <w:t xml:space="preserve"> </w:t>
-      </w:r>
-      <w:r>
-        <w:t xml:space="preserve">3.</w:t>
-      </w:r>
-      <w:r>
-        <w:t xml:space="preserve"> </w:t>
-      </w:r>
-      <w:r>
-        <w:rPr>
-          <w:rStyle w:val="VerbatimChar"/>
-        </w:rPr>
-        <w:t xml:space="preserve">cpg_delta_correlation.py</w:t>
-      </w:r>
-      <w:r>
-        <w:t xml:space="preserve"> </w:t>
-      </w:r>
-      <w:r>
-        <w:t xml:space="preserve">— the core hypothesis test (Blood + WLMT).</w:t>
-      </w:r>
-      <w:r>
-        <w:t xml:space="preserve"> </w:t>
-      </w:r>
-      <w:r>
-        <w:t xml:space="preserve">4.</w:t>
-      </w:r>
-      <w:r>
-        <w:t xml:space="preserve"> </w:t>
-      </w:r>
-      <w:r>
-        <w:rPr>
-          <w:rStyle w:val="VerbatimChar"/>
-        </w:rPr>
-        <w:t xml:space="preserve">cpg_delta_overlay.py</w:t>
-      </w:r>
-      <w:r>
-        <w:t xml:space="preserve"> </w:t>
-      </w:r>
-      <w:r>
-        <w:t xml:space="preserve">→</w:t>
-      </w:r>
-      <w:r>
-        <w:t xml:space="preserve"> </w:t>
-      </w:r>
-      <w:r>
-        <w:rPr>
-          <w:rStyle w:val="VerbatimChar"/>
-        </w:rPr>
-        <w:t xml:space="preserve">overlay3.py</w:t>
-      </w:r>
-      <w:r>
-        <w:t xml:space="preserve"> </w:t>
-      </w:r>
-      <w:r>
-        <w:t xml:space="preserve">→</w:t>
-      </w:r>
-      <w:r>
-        <w:t xml:space="preserve"> </w:t>
-      </w:r>
-      <w:r>
-        <w:rPr>
-          <w:rStyle w:val="VerbatimChar"/>
-        </w:rPr>
-        <w:t xml:space="preserve">overlay4.py</w:t>
-      </w:r>
-      <w:r>
-        <w:t xml:space="preserve"> </w:t>
-      </w:r>
-      <w:r>
-        <w:t xml:space="preserve">— presentation</w:t>
-      </w:r>
-      <w:r>
-        <w:t xml:space="preserve"> </w:t>
-      </w:r>
-      <w:r>
-        <w:t xml:space="preserve">iterations adding the YOMT clock and refining figure style.</w:t>
-      </w:r>
-      <w:r>
-        <w:t xml:space="preserve"> </w:t>
-      </w:r>
-      <w:r>
-        <w:t xml:space="preserve">5.</w:t>
-      </w:r>
-      <w:r>
-        <w:t xml:space="preserve"> </w:t>
-      </w:r>
-      <w:r>
-        <w:rPr>
-          <w:rStyle w:val="VerbatimChar"/>
-        </w:rPr>
-        <w:t xml:space="preserve">plot_clock_scores.py</w:t>
-      </w:r>
-      <w:r>
-        <w:t xml:space="preserve"> </w:t>
-      </w:r>
-      <w:r>
-        <w:t xml:space="preserve">— group-level bar charts of clock scores.</w:t>
-      </w:r>
-    </w:p>
-    <w:p>
-      <w:pPr>
-        <w:pStyle w:val="BodyText"/>
-      </w:pPr>
-      <w:r>
-        <w:rPr>
-          <w:b/>
-        </w:rPr>
-        <w:t xml:space="preserve">Note:</w:t>
-      </w:r>
-      <w:r>
-        <w:t xml:space="preserve"> </w:t>
-      </w:r>
-      <w:r>
-        <w:t xml:space="preserve">a final R script (</w:t>
-      </w:r>
-      <w:r>
-        <w:rPr>
-          <w:rStyle w:val="VerbatimChar"/>
-        </w:rPr>
-        <w:t xml:space="preserve">run_analysis.R</w:t>
-      </w:r>
-      <w:r>
-        <w:t xml:space="preserve"> </w:t>
-      </w:r>
-      <w:r>
-        <w:t xml:space="preserve">in the connected</w:t>
-      </w:r>
-      <w:r>
-        <w:t xml:space="preserve"> </w:t>
-      </w:r>
-      <w:r>
-        <w:rPr>
-          <w:rStyle w:val="VerbatimChar"/>
-        </w:rPr>
-        <w:t xml:space="preserve">clock_correlation_analysis/</w:t>
-      </w:r>
-      <w:r>
-        <w:t xml:space="preserve"> </w:t>
-      </w:r>
-      <w:r>
-        <w:t xml:space="preserve">folder, with its own</w:t>
-      </w:r>
-      <w:r>
-        <w:t xml:space="preserve"> </w:t>
-      </w:r>
-      <w:r>
-        <w:rPr>
-          <w:rStyle w:val="VerbatimChar"/>
-        </w:rPr>
-        <w:t xml:space="preserve">REPORT.md</w:t>
-      </w:r>
-      <w:r>
-        <w:t xml:space="preserve">) reproduces</w:t>
-      </w:r>
-      <w:r>
-        <w:t xml:space="preserve"> </w:t>
-      </w:r>
-      <w:r>
-        <w:t xml:space="preserve">this whole Python pipeline end-to-end; that R script is out of scope for this</w:t>
-      </w:r>
-      <w:r>
-        <w:t xml:space="preserve"> </w:t>
-      </w:r>
-      <w:r>
-        <w:t xml:space="preserve">Python-only portfolio.</w:t>
+        <w:t xml:space="preserve">project overview for full background.</w:t>
       </w:r>
     </w:p>
     <w:sectPr/>
